--- a/thesis/chuong_3_phuong_phap_vi.docx
+++ b/thesis/chuong_3_phuong_phap_vi.docx
@@ -21085,7 +21085,7 @@
     <w:qFormat/>
     <w:pPr>
       <w:ind w:firstLine="567"/>
-      <w:spacing w:line="360" w:lineRule="auto"/>
+      <w:spacing w:line="288" w:lineRule="auto"/>
       <w:jc w:val="both"/>
     </w:pPr>
     <w:rPr>
@@ -21099,7 +21099,7 @@
     <w:basedOn w:val="Normal"/>
     <w:link w:val="BodyTextChar"/>
     <w:pPr>
-      <w:spacing w:after="180" w:before="180" w:line="360" w:lineRule="auto"/>
+      <w:spacing w:after="180" w:before="180" w:line="288" w:lineRule="auto"/>
       <w:jc w:val="both"/>
     </w:pPr>
     <w:qFormat/>
@@ -21115,7 +21115,7 @@
     <w:next w:val="BodyText"/>
     <w:qFormat/>
     <w:pPr>
-      <w:spacing w:line="360" w:lineRule="auto"/>
+      <w:spacing w:line="288" w:lineRule="auto"/>
       <w:jc w:val="both"/>
     </w:pPr>
     <w:rPr>
@@ -21129,7 +21129,7 @@
     <w:basedOn w:val="BodyText"/>
     <w:qFormat/>
     <w:pPr>
-      <w:spacing w:after="36" w:before="36" w:line="360" w:lineRule="auto"/>
+      <w:spacing w:after="36" w:before="36" w:line="288" w:lineRule="auto"/>
       <w:jc w:val="both"/>
     </w:pPr>
     <w:rPr>
@@ -21146,7 +21146,7 @@
     <w:pPr>
       <w:keepNext/>
       <w:keepLines/>
-      <w:spacing w:after="240" w:before="480" w:line="360" w:lineRule="auto"/>
+      <w:spacing w:after="240" w:before="480" w:line="288" w:lineRule="auto"/>
       <w:jc w:val="both"/>
     </w:pPr>
     <w:rPr>
@@ -21166,7 +21166,7 @@
     <w:pPr>
       <w:keepNext/>
       <w:keepLines/>
-      <w:spacing w:after="240" w:before="240" w:line="360" w:lineRule="auto"/>
+      <w:spacing w:after="240" w:before="240" w:line="288" w:lineRule="auto"/>
       <w:jc w:val="both"/>
     </w:pPr>
     <w:rPr>
@@ -21183,7 +21183,7 @@
     <w:pPr>
       <w:keepNext/>
       <w:keepLines/>
-      <w:spacing w:line="360" w:lineRule="auto"/>
+      <w:spacing w:line="288" w:lineRule="auto"/>
       <w:jc w:val="both"/>
     </w:pPr>
     <w:rPr>
@@ -21199,7 +21199,7 @@
     <w:pPr>
       <w:keepNext/>
       <w:keepLines/>
-      <w:spacing w:line="360" w:lineRule="auto"/>
+      <w:spacing w:line="288" w:lineRule="auto"/>
       <w:jc w:val="both"/>
     </w:pPr>
     <w:rPr>
@@ -21217,7 +21217,7 @@
       <w:keepNext/>
       <w:keepLines/>
       <w:jc w:val="both"/>
-      <w:spacing w:after="0" w:before="300" w:line="360" w:lineRule="auto"/>
+      <w:spacing w:after="0" w:before="300" w:line="288" w:lineRule="auto"/>
     </w:pPr>
     <w:rPr>
       <w:color w:val="000000"/>
@@ -21235,7 +21235,7 @@
     <w:pPr>
       <w:keepNext/>
       <w:keepLines/>
-      <w:spacing w:after="300" w:before="100" w:line="360" w:lineRule="auto"/>
+      <w:spacing w:after="300" w:before="100" w:line="288" w:lineRule="auto"/>
       <w:jc w:val="both"/>
     </w:pPr>
     <w:rPr>
@@ -21251,7 +21251,7 @@
     <w:next w:val="Bibliography"/>
     <w:qFormat/>
     <w:pPr>
-      <w:spacing w:line="360" w:lineRule="auto"/>
+      <w:spacing w:line="288" w:lineRule="auto"/>
       <w:jc w:val="both"/>
     </w:pPr>
     <w:rPr>
@@ -21269,7 +21269,7 @@
     <w:pPr>
       <w:keepNext/>
       <w:keepLines/>
-      <w:spacing w:after="0" w:before="480" w:line="360" w:lineRule="auto"/>
+      <w:spacing w:after="0" w:before="480" w:line="288" w:lineRule="auto"/>
       <w:jc w:val="center"/>
       <w:outlineLvl w:val="0"/>
     </w:pPr>
@@ -21278,7 +21278,7 @@
       <w:b/>
       <w:bCs/>
       <w:color w:val="000000"/>
-      <w:sz w:val="32"/>
+      <w:sz w:val="28"/>
       <w:szCs w:val="32"/>
     </w:rPr>
   </w:style>
@@ -21292,7 +21292,7 @@
     <w:pPr>
       <w:keepNext/>
       <w:keepLines/>
-      <w:spacing w:after="0" w:before="200" w:line="360" w:lineRule="auto"/>
+      <w:spacing w:after="0" w:before="200" w:line="288" w:lineRule="auto"/>
       <w:jc w:val="both"/>
       <w:outlineLvl w:val="1"/>
     </w:pPr>
@@ -21301,7 +21301,7 @@
       <w:b/>
       <w:bCs/>
       <w:color w:val="000000"/>
-      <w:sz w:val="28"/>
+      <w:sz w:val="26"/>
       <w:szCs w:val="28"/>
     </w:rPr>
   </w:style>
@@ -21315,7 +21315,7 @@
     <w:pPr>
       <w:keepNext/>
       <w:keepLines/>
-      <w:spacing w:after="0" w:before="200" w:line="360" w:lineRule="auto"/>
+      <w:spacing w:after="0" w:before="200" w:line="288" w:lineRule="auto"/>
       <w:jc w:val="both"/>
       <w:outlineLvl w:val="2"/>
     </w:pPr>
@@ -21338,7 +21338,7 @@
     <w:pPr>
       <w:keepNext/>
       <w:keepLines/>
-      <w:spacing w:after="0" w:before="200" w:line="360" w:lineRule="auto"/>
+      <w:spacing w:after="0" w:before="200" w:line="288" w:lineRule="auto"/>
       <w:jc w:val="both"/>
       <w:outlineLvl w:val="3"/>
     </w:pPr>
@@ -21361,7 +21361,7 @@
     <w:pPr>
       <w:keepNext/>
       <w:keepLines/>
-      <w:spacing w:after="0" w:before="200" w:line="360" w:lineRule="auto"/>
+      <w:spacing w:after="0" w:before="200" w:line="288" w:lineRule="auto"/>
       <w:jc w:val="both"/>
       <w:outlineLvl w:val="4"/>
     </w:pPr>
@@ -21383,7 +21383,7 @@
     <w:pPr>
       <w:keepNext/>
       <w:keepLines/>
-      <w:spacing w:after="0" w:before="200" w:line="360" w:lineRule="auto"/>
+      <w:spacing w:after="0" w:before="200" w:line="288" w:lineRule="auto"/>
       <w:jc w:val="both"/>
       <w:outlineLvl w:val="5"/>
     </w:pPr>
@@ -21404,7 +21404,7 @@
     <w:pPr>
       <w:keepNext/>
       <w:keepLines/>
-      <w:spacing w:after="0" w:before="200" w:line="360" w:lineRule="auto"/>
+      <w:spacing w:after="0" w:before="200" w:line="288" w:lineRule="auto"/>
       <w:jc w:val="both"/>
       <w:outlineLvl w:val="6"/>
     </w:pPr>
@@ -21425,7 +21425,7 @@
     <w:pPr>
       <w:keepNext/>
       <w:keepLines/>
-      <w:spacing w:after="0" w:before="200" w:line="360" w:lineRule="auto"/>
+      <w:spacing w:after="0" w:before="200" w:line="288" w:lineRule="auto"/>
       <w:jc w:val="both"/>
       <w:outlineLvl w:val="7"/>
     </w:pPr>
@@ -21446,7 +21446,7 @@
     <w:pPr>
       <w:keepNext/>
       <w:keepLines/>
-      <w:spacing w:after="0" w:before="200" w:line="360" w:lineRule="auto"/>
+      <w:spacing w:after="0" w:before="200" w:line="288" w:lineRule="auto"/>
       <w:jc w:val="both"/>
       <w:outlineLvl w:val="8"/>
     </w:pPr>
@@ -21465,7 +21465,7 @@
     <w:unhideWhenUsed/>
     <w:qFormat/>
     <w:pPr>
-      <w:spacing w:after="100" w:before="100" w:line="360" w:lineRule="auto"/>
+      <w:spacing w:after="100" w:before="100" w:line="288" w:lineRule="auto"/>
       <w:ind w:firstLine="0" w:left="480" w:right="480"/>
       <w:jc w:val="both"/>
     </w:pPr>
@@ -21483,7 +21483,7 @@
     <w:unhideWhenUsed/>
     <w:qFormat/>
     <w:pPr>
-      <w:spacing w:line="360" w:lineRule="auto"/>
+      <w:spacing w:line="288" w:lineRule="auto"/>
       <w:jc w:val="both"/>
     </w:pPr>
     <w:rPr>
@@ -21509,7 +21509,7 @@
     <w:unhideWhenUsed/>
     <w:qFormat/>
     <w:pPr>
-      <w:spacing w:line="360" w:lineRule="auto"/>
+      <w:spacing w:line="288" w:lineRule="auto"/>
       <w:jc w:val="both"/>
     </w:pPr>
     <w:rPr>
@@ -21549,7 +21549,7 @@
     <w:pPr>
       <w:keepNext/>
       <w:keepLines/>
-      <w:spacing w:after="0" w:line="360" w:lineRule="auto"/>
+      <w:spacing w:after="0" w:line="288" w:lineRule="auto"/>
       <w:jc w:val="both"/>
     </w:pPr>
     <w:rPr>
@@ -21563,7 +21563,7 @@
     <w:name w:val="Definition"/>
     <w:basedOn w:val="Normal"/>
     <w:pPr>
-      <w:spacing w:line="360" w:lineRule="auto"/>
+      <w:spacing w:line="288" w:lineRule="auto"/>
       <w:jc w:val="both"/>
     </w:pPr>
     <w:rPr>
@@ -21577,7 +21577,7 @@
     <w:basedOn w:val="Normal"/>
     <w:link w:val="BodyTextChar"/>
     <w:pPr>
-      <w:spacing w:after="120" w:before="0" w:line="360" w:lineRule="auto"/>
+      <w:spacing w:after="120" w:before="0" w:line="288" w:lineRule="auto"/>
       <w:jc w:val="both"/>
     </w:pPr>
     <w:rPr>
@@ -21592,7 +21592,7 @@
     <w:basedOn w:val="Caption"/>
     <w:pPr>
       <w:keepNext/>
-      <w:spacing w:line="360" w:lineRule="auto"/>
+      <w:spacing w:line="288" w:lineRule="auto"/>
       <w:jc w:val="both"/>
     </w:pPr>
     <w:rPr>
@@ -21605,7 +21605,7 @@
     <w:name w:val="Image Caption"/>
     <w:basedOn w:val="Caption"/>
     <w:pPr>
-      <w:spacing w:line="360" w:lineRule="auto"/>
+      <w:spacing w:line="288" w:lineRule="auto"/>
       <w:jc w:val="both"/>
     </w:pPr>
     <w:rPr>
@@ -21618,7 +21618,7 @@
     <w:name w:val="Figure"/>
     <w:basedOn w:val="Normal"/>
     <w:pPr>
-      <w:spacing w:line="360" w:lineRule="auto"/>
+      <w:spacing w:line="288" w:lineRule="auto"/>
       <w:jc w:val="both"/>
     </w:pPr>
     <w:rPr>
@@ -21632,7 +21632,7 @@
     <w:basedOn w:val="Figure"/>
     <w:pPr>
       <w:keepNext/>
-      <w:spacing w:line="360" w:lineRule="auto"/>
+      <w:spacing w:line="288" w:lineRule="auto"/>
       <w:jc w:val="both"/>
     </w:pPr>
     <w:rPr>
@@ -21696,7 +21696,7 @@
     <w:unhideWhenUsed/>
     <w:qFormat/>
     <w:pPr>
-      <w:spacing w:before="240" w:line="360" w:lineRule="auto"/>
+      <w:spacing w:before="240" w:line="288" w:lineRule="auto"/>
       <w:jc w:val="both"/>
       <w:outlineLvl w:val="9"/>
     </w:pPr>
